--- a/Все лабы/МДК.02.01 ТРПО/КП/КП МДК.02.01 2026 (титульный лист + содержание).docx
+++ b/Все лабы/МДК.02.01 ТРПО/КП/КП МДК.02.01 2026 (титульный лист + содержание).docx
@@ -294,6 +294,8 @@
               </w:rPr>
               <w:t>…</w:t>
             </w:r>
+            <w:bookmarkStart w:id="0" w:name="_GoBack"/>
+            <w:bookmarkEnd w:id="0"/>
           </w:p>
         </w:tc>
       </w:tr>
@@ -1705,7 +1707,6 @@
           <w:sz w:val="28"/>
         </w:rPr>
       </w:pPr>
-      <w:bookmarkStart w:id="0" w:name="_GoBack"/>
       <w:r>
         <w:rPr>
           <w:sz w:val="28"/>
@@ -1750,7 +1751,6 @@
         <w:t>?</w:t>
       </w:r>
     </w:p>
-    <w:bookmarkEnd w:id="0"/>
     <w:p>
       <w:pPr>
         <w:tabs>
@@ -1886,6 +1886,7 @@
         <w:ind w:firstLine="992"/>
         <w:jc w:val="both"/>
         <w:rPr>
+          <w:i/>
           <w:sz w:val="28"/>
         </w:rPr>
       </w:pPr>
@@ -1909,42 +1910,6 @@
       </w:r>
       <w:r>
         <w:rPr>
-          <w:sz w:val="28"/>
-          <w:highlight w:val="yellow"/>
-        </w:rPr>
-        <w:t>?</w:t>
-      </w:r>
-    </w:p>
-    <w:p>
-      <w:pPr>
-        <w:tabs>
-          <w:tab w:val="right" w:leader="dot" w:pos="9639"/>
-        </w:tabs>
-        <w:spacing w:line="360" w:lineRule="auto"/>
-        <w:ind w:firstLine="992"/>
-        <w:jc w:val="both"/>
-        <w:rPr>
-          <w:i/>
-          <w:sz w:val="28"/>
-        </w:rPr>
-      </w:pPr>
-      <w:r>
-        <w:rPr>
-          <w:i/>
-          <w:sz w:val="28"/>
-        </w:rPr>
-        <w:t>3.4 Экспорт и импорт данных</w:t>
-      </w:r>
-      <w:r>
-        <w:rPr>
-          <w:i/>
-          <w:sz w:val="28"/>
-        </w:rPr>
-        <w:tab/>
-      </w:r>
-      <w:r>
-        <w:rPr>
-          <w:i/>
           <w:sz w:val="28"/>
           <w:highlight w:val="yellow"/>
         </w:rPr>
